--- a/hin/docx/028.content.docx
+++ b/hin/docx/028.content.docx
@@ -400,18 +400,12 @@
           <w:lang w:val="hi_IN" w:bidi="hi_IN"/>
         </w:rPr>
       </w:r>
-      <w:hyperlink r:id="rId13">
-        <w:r>
-          <w:rPr>
-            <w:lang w:val="hi_IN" w:bidi="hi_IN"/>
-          </w:rPr>
-          <w:rPr>
-            <w:color w:val="0000EE"/>
-            <w:u w:val="single"/>
-          </w:rPr>
-          <w:t>1 Kings 06:11–13</w:t>
-        </w:r>
-      </w:hyperlink>
+      <w:r>
+        <w:rPr>
+          <w:lang w:val="hi_IN" w:bidi="hi_IN"/>
+        </w:rPr>
+        <w:t>1 Kings 06:11–13</w:t>
+      </w:r>
     </w:p>
     <w:p>
       <w:pPr>
@@ -424,18 +418,12 @@
           <w:lang w:val="hi_IN" w:bidi="hi_IN"/>
         </w:rPr>
       </w:r>
-      <w:hyperlink r:id="rId14">
-        <w:r>
-          <w:rPr>
-            <w:lang w:val="hi_IN" w:bidi="hi_IN"/>
-          </w:rPr>
-          <w:rPr>
-            <w:color w:val="0000EE"/>
-            <w:u w:val="single"/>
-          </w:rPr>
-          <w:t>Daniel 11:29–30</w:t>
-        </w:r>
-      </w:hyperlink>
+      <w:r>
+        <w:rPr>
+          <w:lang w:val="hi_IN" w:bidi="hi_IN"/>
+        </w:rPr>
+        <w:t>Daniel 11:29–30</w:t>
+      </w:r>
     </w:p>
     <w:p>
       <w:pPr>
@@ -448,18 +436,12 @@
           <w:lang w:val="hi_IN" w:bidi="hi_IN"/>
         </w:rPr>
       </w:r>
-      <w:hyperlink r:id="rId15">
-        <w:r>
-          <w:rPr>
-            <w:lang w:val="hi_IN" w:bidi="hi_IN"/>
-          </w:rPr>
-          <w:rPr>
-            <w:color w:val="0000EE"/>
-            <w:u w:val="single"/>
-          </w:rPr>
-          <w:t>Genesis 24:27</w:t>
-        </w:r>
-      </w:hyperlink>
+      <w:r>
+        <w:rPr>
+          <w:lang w:val="hi_IN" w:bidi="hi_IN"/>
+        </w:rPr>
+        <w:t>Genesis 24:27</w:t>
+      </w:r>
     </w:p>
     <w:p>
       <w:pPr>
@@ -472,18 +454,12 @@
           <w:lang w:val="hi_IN" w:bidi="hi_IN"/>
         </w:rPr>
       </w:r>
-      <w:hyperlink r:id="rId16">
-        <w:r>
-          <w:rPr>
-            <w:lang w:val="hi_IN" w:bidi="hi_IN"/>
-          </w:rPr>
-          <w:rPr>
-            <w:color w:val="0000EE"/>
-            <w:u w:val="single"/>
-          </w:rPr>
-          <w:t>Joshua 24:16–18</w:t>
-        </w:r>
-      </w:hyperlink>
+      <w:r>
+        <w:rPr>
+          <w:lang w:val="hi_IN" w:bidi="hi_IN"/>
+        </w:rPr>
+        <w:t>Joshua 24:16–18</w:t>
+      </w:r>
     </w:p>
     <w:p>
       <w:pPr>
@@ -496,18 +472,12 @@
           <w:lang w:val="hi_IN" w:bidi="hi_IN"/>
         </w:rPr>
       </w:r>
-      <w:hyperlink r:id="rId17">
-        <w:r>
-          <w:rPr>
-            <w:lang w:val="hi_IN" w:bidi="hi_IN"/>
-          </w:rPr>
-          <w:rPr>
-            <w:color w:val="0000EE"/>
-            <w:u w:val="single"/>
-          </w:rPr>
-          <w:t>Matthew 27:45–47</w:t>
-        </w:r>
-      </w:hyperlink>
+      <w:r>
+        <w:rPr>
+          <w:lang w:val="hi_IN" w:bidi="hi_IN"/>
+        </w:rPr>
+        <w:t>Matthew 27:45–47</w:t>
+      </w:r>
     </w:p>
     <w:p>
       <w:pPr>
@@ -520,18 +490,12 @@
           <w:lang w:val="hi_IN" w:bidi="hi_IN"/>
         </w:rPr>
       </w:r>
-      <w:hyperlink r:id="rId18">
-        <w:r>
-          <w:rPr>
-            <w:lang w:val="hi_IN" w:bidi="hi_IN"/>
-          </w:rPr>
-          <w:rPr>
-            <w:color w:val="0000EE"/>
-            <w:u w:val="single"/>
-          </w:rPr>
-          <w:t>Proverbs 27:9–10</w:t>
-        </w:r>
-      </w:hyperlink>
+      <w:r>
+        <w:rPr>
+          <w:lang w:val="hi_IN" w:bidi="hi_IN"/>
+        </w:rPr>
+        <w:t>Proverbs 27:9–10</w:t>
+      </w:r>
     </w:p>
     <w:p>
       <w:pPr>
